--- a/docs/ChatGPT/_Intro_New_Chat.docx
+++ b/docs/ChatGPT/_Intro_New_Chat.docx
@@ -14,261 +14,39 @@
           <w:b/>
           <w:bCs/>
         </w:rPr>
-        <w:t>Intro for the New Chat</w:t>
+        <w:t>Savveyra Project Handoff – Read First</w:t>
       </w:r>
     </w:p>
     <w:p>
       <w:r>
-        <w:t xml:space="preserve">Hi. This is a continuation of the Savveyra (formerly </w:t>
-      </w:r>
-      <w:proofErr w:type="spellStart"/>
-      <w:r>
-        <w:t>ServeForm</w:t>
-      </w:r>
-      <w:proofErr w:type="spellEnd"/>
-      <w:r>
-        <w:t>) development project.</w:t>
+        <w:t>This is a complete handoff of the Savveyra project.</w:t>
       </w:r>
     </w:p>
     <w:p>
       <w:r>
-        <w:t xml:space="preserve">Please </w:t>
-      </w:r>
-      <w:r>
-        <w:rPr>
-          <w:b/>
-          <w:bCs/>
-        </w:rPr>
-        <w:t xml:space="preserve">do not start by </w:t>
-      </w:r>
-      <w:proofErr w:type="spellStart"/>
-      <w:r>
-        <w:rPr>
-          <w:b/>
-          <w:bCs/>
-        </w:rPr>
-        <w:t>analysing</w:t>
-      </w:r>
-      <w:proofErr w:type="spellEnd"/>
-      <w:r>
-        <w:rPr>
-          <w:b/>
-          <w:bCs/>
-        </w:rPr>
-        <w:t xml:space="preserve"> or redesigning the application.</w:t>
-      </w:r>
-      <w:r>
-        <w:t xml:space="preserve"> The core architecture for this phase has already been agreed and is documented in the attached files.</w:t>
+        <w:t>Please begin by reading Project_Handoff.md, which explains the project status, current implementation state, and the recommended reading order.</w:t>
       </w:r>
     </w:p>
     <w:p>
       <w:r>
-        <w:t xml:space="preserve">Please read the documents </w:t>
-      </w:r>
-      <w:r>
-        <w:rPr>
-          <w:b/>
-          <w:bCs/>
-        </w:rPr>
-        <w:t>in the order below</w:t>
-      </w:r>
-      <w:r>
-        <w:t>, as each one builds on the previous one.</w:t>
-      </w:r>
-    </w:p>
-    <w:p>
-      <w:pPr>
-        <w:rPr>
-          <w:b/>
-          <w:bCs/>
-        </w:rPr>
-      </w:pPr>
-      <w:r>
-        <w:rPr>
-          <w:b/>
-          <w:bCs/>
-        </w:rPr>
-        <w:t>Read in this order</w:t>
-      </w:r>
-    </w:p>
-    <w:p>
-      <w:pPr>
-        <w:numPr>
-          <w:ilvl w:val="0"/>
-          <w:numId w:val="27"/>
-        </w:numPr>
-      </w:pPr>
-      <w:r>
-        <w:t xml:space="preserve">Development Standards </w:t>
-      </w:r>
-    </w:p>
-    <w:p>
-      <w:pPr>
-        <w:numPr>
-          <w:ilvl w:val="0"/>
-          <w:numId w:val="27"/>
-        </w:numPr>
-      </w:pPr>
-      <w:r>
-        <w:t xml:space="preserve">Architecture </w:t>
-      </w:r>
-    </w:p>
-    <w:p>
-      <w:pPr>
-        <w:numPr>
-          <w:ilvl w:val="0"/>
-          <w:numId w:val="27"/>
-        </w:numPr>
-      </w:pPr>
-      <w:r>
-        <w:t xml:space="preserve">Domain Rules </w:t>
-      </w:r>
-    </w:p>
-    <w:p>
-      <w:pPr>
-        <w:numPr>
-          <w:ilvl w:val="0"/>
-          <w:numId w:val="27"/>
-        </w:numPr>
-      </w:pPr>
-      <w:r>
-        <w:t xml:space="preserve">Canonical Specifications </w:t>
-      </w:r>
-    </w:p>
-    <w:p>
-      <w:pPr>
-        <w:numPr>
-          <w:ilvl w:val="0"/>
-          <w:numId w:val="27"/>
-        </w:numPr>
-      </w:pPr>
-      <w:r>
-        <w:t xml:space="preserve">Quotation_Workflow.md </w:t>
-      </w:r>
-    </w:p>
-    <w:p>
-      <w:pPr>
-        <w:numPr>
-          <w:ilvl w:val="0"/>
-          <w:numId w:val="27"/>
-        </w:numPr>
-      </w:pPr>
-      <w:r>
-        <w:t xml:space="preserve">CustomerContactVenue_Workflow.md </w:t>
-      </w:r>
-    </w:p>
-    <w:p>
-      <w:pPr>
-        <w:numPr>
-          <w:ilvl w:val="0"/>
-          <w:numId w:val="27"/>
-        </w:numPr>
-      </w:pPr>
-      <w:proofErr w:type="spellStart"/>
-      <w:r>
-        <w:t>Quotation_Foundation.sql</w:t>
-      </w:r>
-      <w:proofErr w:type="spellEnd"/>
-      <w:r>
-        <w:t xml:space="preserve"> </w:t>
-      </w:r>
-      <w:r>
-        <w:rPr>
-          <w:i/>
-          <w:iCs/>
-        </w:rPr>
-        <w:t xml:space="preserve">(this is an older version and must be reconciled with the live </w:t>
-      </w:r>
-      <w:proofErr w:type="spellStart"/>
-      <w:r>
-        <w:rPr>
-          <w:i/>
-          <w:iCs/>
-        </w:rPr>
-        <w:t>Supabase</w:t>
-      </w:r>
-      <w:proofErr w:type="spellEnd"/>
-      <w:r>
-        <w:rPr>
-          <w:i/>
-          <w:iCs/>
-        </w:rPr>
-        <w:t xml:space="preserve"> schema during this phase)</w:t>
-      </w:r>
-      <w:r>
-        <w:t xml:space="preserve"> </w:t>
-      </w:r>
-    </w:p>
-    <w:p>
-      <w:pPr>
-        <w:numPr>
-          <w:ilvl w:val="0"/>
-          <w:numId w:val="27"/>
-        </w:numPr>
-      </w:pPr>
-      <w:r>
-        <w:t xml:space="preserve">Handoff_For_New_Chat.docx </w:t>
+        <w:t>Then read the supporting Markdown documents in the order listed there.</w:t>
       </w:r>
     </w:p>
     <w:p>
       <w:r>
-        <w:t xml:space="preserve">The Handoff document contains only the current implementation status, completed work, remaining work, priorities, and the recommended starting sequence. Read it </w:t>
-      </w:r>
-      <w:r>
-        <w:rPr>
-          <w:b/>
-          <w:bCs/>
-        </w:rPr>
-        <w:t>last</w:t>
-      </w:r>
-      <w:r>
-        <w:t>.</w:t>
+        <w:t>In my next comment, I will send</w:t>
       </w:r>
     </w:p>
     <w:p>
+      <w:pPr>
+        <w:pStyle w:val="ListParagraph"/>
+        <w:numPr>
+          <w:ilvl w:val="0"/>
+          <w:numId w:val="34"/>
+        </w:numPr>
+      </w:pPr>
       <w:r>
-        <w:pict w14:anchorId="482C197F">
-          <v:rect id="_x0000_i1055" style="width:0;height:1.5pt" o:hralign="center" o:hrstd="t" o:hr="t" fillcolor="#a0a0a0" stroked="f"/>
-        </w:pict>
-      </w:r>
-    </w:p>
-    <w:p>
-      <w:pPr>
-        <w:rPr>
-          <w:b/>
-          <w:bCs/>
-        </w:rPr>
-      </w:pPr>
-      <w:r>
-        <w:rPr>
-          <w:b/>
-          <w:bCs/>
-        </w:rPr>
-        <w:t xml:space="preserve">Live </w:t>
-      </w:r>
-      <w:proofErr w:type="spellStart"/>
-      <w:r>
-        <w:rPr>
-          <w:b/>
-          <w:bCs/>
-        </w:rPr>
-        <w:t>Supabase</w:t>
-      </w:r>
-      <w:proofErr w:type="spellEnd"/>
-    </w:p>
-    <w:p>
-      <w:r>
-        <w:t xml:space="preserve">You </w:t>
-      </w:r>
-      <w:r>
-        <w:rPr>
-          <w:b/>
-          <w:bCs/>
-        </w:rPr>
-        <w:t>cannot</w:t>
-      </w:r>
-      <w:r>
-        <w:t xml:space="preserve"> inspect the live </w:t>
+        <w:t xml:space="preserve">The attached SQL file is the current </w:t>
       </w:r>
       <w:proofErr w:type="spellStart"/>
       <w:r>
@@ -276,878 +54,47 @@
       </w:r>
       <w:proofErr w:type="spellEnd"/>
       <w:r>
-        <w:t xml:space="preserve"> project yourself.</w:t>
+        <w:t xml:space="preserve"> database schema.</w:t>
+      </w:r>
+    </w:p>
+    <w:p>
+      <w:pPr>
+        <w:pStyle w:val="ListParagraph"/>
+        <w:numPr>
+          <w:ilvl w:val="0"/>
+          <w:numId w:val="34"/>
+        </w:numPr>
+      </w:pPr>
+      <w:r>
+        <w:t xml:space="preserve">The attached </w:t>
+      </w:r>
+      <w:proofErr w:type="spellStart"/>
+      <w:r>
+        <w:t>Appsmith</w:t>
+      </w:r>
+      <w:proofErr w:type="spellEnd"/>
+      <w:r>
+        <w:t xml:space="preserve"> JSON export is the current application implementation.</w:t>
       </w:r>
     </w:p>
     <w:p>
       <w:r>
-        <w:t xml:space="preserve">Whenever live schema information is required, provide the </w:t>
+        <w:t xml:space="preserve">The Markdown documentation defines the intended business rules and architecture. The SQL and JSON represent the current implementation. If any implementation differs from the documentation, treat the documentation as the intended </w:t>
       </w:r>
+      <w:proofErr w:type="spellStart"/>
       <w:r>
-        <w:rPr>
-          <w:b/>
-          <w:bCs/>
-        </w:rPr>
-        <w:t>exact SQL</w:t>
+        <w:t>behaviour</w:t>
       </w:r>
+      <w:proofErr w:type="spellEnd"/>
       <w:r>
-        <w:t xml:space="preserve"> for me to run. I will execute it and return the results.</w:t>
+        <w:t xml:space="preserve"> unless specifically noted otherwise.</w:t>
       </w:r>
     </w:p>
     <w:p>
       <w:r>
-        <w:t xml:space="preserve">Please </w:t>
-      </w:r>
-      <w:r>
-        <w:rPr>
-          <w:b/>
-          <w:bCs/>
-        </w:rPr>
-        <w:t>do not guess</w:t>
-      </w:r>
-      <w:r>
-        <w:t xml:space="preserve"> table structures, columns, functions, triggers, views, constraints, or dependencies.</w:t>
+        <w:t>After reviewing the documents, treat this as a continuation of the project rather than a new design exercise.</w:t>
       </w:r>
     </w:p>
-    <w:p>
-      <w:r>
-        <w:pict w14:anchorId="5EDAFDF1">
-          <v:rect id="_x0000_i1056" style="width:0;height:1.5pt" o:hralign="center" o:hrstd="t" o:hr="t" fillcolor="#a0a0a0" stroked="f"/>
-        </w:pict>
-      </w:r>
-    </w:p>
-    <w:p>
-      <w:pPr>
-        <w:rPr>
-          <w:b/>
-          <w:bCs/>
-        </w:rPr>
-      </w:pPr>
-      <w:r>
-        <w:rPr>
-          <w:b/>
-          <w:bCs/>
-        </w:rPr>
-        <w:t>First Objective</w:t>
-      </w:r>
-    </w:p>
-    <w:p>
-      <w:r>
-        <w:t>The first implementation task is to create:</w:t>
-      </w:r>
-    </w:p>
-    <w:p>
-      <w:proofErr w:type="spellStart"/>
-      <w:r>
-        <w:rPr>
-          <w:b/>
-          <w:bCs/>
-        </w:rPr>
-        <w:lastRenderedPageBreak/>
-        <w:t>CustomerContactVenue_Foundation.sql</w:t>
-      </w:r>
-      <w:proofErr w:type="spellEnd"/>
-    </w:p>
-    <w:p>
-      <w:r>
-        <w:t xml:space="preserve">This Foundation file does </w:t>
-      </w:r>
-      <w:r>
-        <w:rPr>
-          <w:b/>
-          <w:bCs/>
-        </w:rPr>
-        <w:t>not</w:t>
-      </w:r>
-      <w:r>
-        <w:t xml:space="preserve"> exist yet.</w:t>
-      </w:r>
-    </w:p>
-    <w:p>
-      <w:r>
-        <w:t>It should become the authoritative rebuild script for the entire Customer / Contact / Venue domain.</w:t>
-      </w:r>
-    </w:p>
-    <w:p>
-      <w:r>
-        <w:t xml:space="preserve">After that, reconcile and update the existing </w:t>
-      </w:r>
-      <w:proofErr w:type="spellStart"/>
-      <w:r>
-        <w:rPr>
-          <w:b/>
-          <w:bCs/>
-        </w:rPr>
-        <w:t>Quotation_Foundation.sql</w:t>
-      </w:r>
-      <w:proofErr w:type="spellEnd"/>
-      <w:r>
-        <w:t xml:space="preserve"> so it matches the current live </w:t>
-      </w:r>
-      <w:proofErr w:type="spellStart"/>
-      <w:r>
-        <w:t>Supabase</w:t>
-      </w:r>
-      <w:proofErr w:type="spellEnd"/>
-      <w:r>
-        <w:t xml:space="preserve"> implementation.</w:t>
-      </w:r>
-    </w:p>
-    <w:p>
-      <w:r>
-        <w:t xml:space="preserve">The complete </w:t>
-      </w:r>
-      <w:proofErr w:type="spellStart"/>
-      <w:r>
-        <w:rPr>
-          <w:b/>
-          <w:bCs/>
-        </w:rPr>
-        <w:t>Events_Foundation.sql</w:t>
-      </w:r>
-      <w:proofErr w:type="spellEnd"/>
-      <w:r>
-        <w:t xml:space="preserve"> can wait until the current Events / Quotation work has been completed.</w:t>
-      </w:r>
-    </w:p>
-    <w:p>
-      <w:r>
-        <w:pict w14:anchorId="124CFA78">
-          <v:rect id="_x0000_i1057" style="width:0;height:1.5pt" o:hralign="center" o:hrstd="t" o:hr="t" fillcolor="#a0a0a0" stroked="f"/>
-        </w:pict>
-      </w:r>
-    </w:p>
-    <w:p>
-      <w:pPr>
-        <w:rPr>
-          <w:b/>
-          <w:bCs/>
-        </w:rPr>
-      </w:pPr>
-      <w:proofErr w:type="spellStart"/>
-      <w:r>
-        <w:rPr>
-          <w:b/>
-          <w:bCs/>
-        </w:rPr>
-        <w:t>Supabase</w:t>
-      </w:r>
-      <w:proofErr w:type="spellEnd"/>
-      <w:r>
-        <w:rPr>
-          <w:b/>
-          <w:bCs/>
-        </w:rPr>
-        <w:t xml:space="preserve"> Objects to Extract</w:t>
-      </w:r>
-    </w:p>
-    <w:p>
-      <w:pPr>
-        <w:rPr>
-          <w:b/>
-          <w:bCs/>
-        </w:rPr>
-      </w:pPr>
-      <w:r>
-        <w:rPr>
-          <w:b/>
-          <w:bCs/>
-        </w:rPr>
-        <w:t xml:space="preserve">1. </w:t>
-      </w:r>
-      <w:proofErr w:type="spellStart"/>
-      <w:r>
-        <w:rPr>
-          <w:b/>
-          <w:bCs/>
-        </w:rPr>
-        <w:t>CustomerContactVenue_Foundation.sql</w:t>
-      </w:r>
-      <w:proofErr w:type="spellEnd"/>
-      <w:r>
-        <w:rPr>
-          <w:b/>
-          <w:bCs/>
-        </w:rPr>
-        <w:t xml:space="preserve"> (Build New)</w:t>
-      </w:r>
-    </w:p>
-    <w:p>
-      <w:r>
-        <w:t>Please provide SQL to extract the complete live definitions for:</w:t>
-      </w:r>
-    </w:p>
-    <w:p>
-      <w:pPr>
-        <w:rPr>
-          <w:b/>
-          <w:bCs/>
-        </w:rPr>
-      </w:pPr>
-      <w:r>
-        <w:rPr>
-          <w:b/>
-          <w:bCs/>
-        </w:rPr>
-        <w:t>Tables</w:t>
-      </w:r>
-    </w:p>
-    <w:p>
-      <w:pPr>
-        <w:numPr>
-          <w:ilvl w:val="0"/>
-          <w:numId w:val="28"/>
-        </w:numPr>
-      </w:pPr>
-      <w:r>
-        <w:t xml:space="preserve">customers </w:t>
-      </w:r>
-    </w:p>
-    <w:p>
-      <w:pPr>
-        <w:numPr>
-          <w:ilvl w:val="0"/>
-          <w:numId w:val="28"/>
-        </w:numPr>
-      </w:pPr>
-      <w:r>
-        <w:t xml:space="preserve">contacts </w:t>
-      </w:r>
-    </w:p>
-    <w:p>
-      <w:pPr>
-        <w:numPr>
-          <w:ilvl w:val="0"/>
-          <w:numId w:val="28"/>
-        </w:numPr>
-      </w:pPr>
-      <w:proofErr w:type="spellStart"/>
-      <w:r>
-        <w:t>customer_contact_links</w:t>
-      </w:r>
-      <w:proofErr w:type="spellEnd"/>
-      <w:r>
-        <w:t xml:space="preserve"> </w:t>
-      </w:r>
-    </w:p>
-    <w:p>
-      <w:pPr>
-        <w:numPr>
-          <w:ilvl w:val="0"/>
-          <w:numId w:val="28"/>
-        </w:numPr>
-      </w:pPr>
-      <w:r>
-        <w:t xml:space="preserve">venues </w:t>
-      </w:r>
-    </w:p>
-    <w:p>
-      <w:pPr>
-        <w:numPr>
-          <w:ilvl w:val="0"/>
-          <w:numId w:val="28"/>
-        </w:numPr>
-      </w:pPr>
-      <w:proofErr w:type="spellStart"/>
-      <w:r>
-        <w:t>venue_contact_links</w:t>
-      </w:r>
-      <w:proofErr w:type="spellEnd"/>
-      <w:r>
-        <w:t xml:space="preserve"> </w:t>
-      </w:r>
-    </w:p>
-    <w:p>
-      <w:pPr>
-        <w:rPr>
-          <w:b/>
-          <w:bCs/>
-        </w:rPr>
-      </w:pPr>
-      <w:r>
-        <w:rPr>
-          <w:b/>
-          <w:bCs/>
-        </w:rPr>
-        <w:t>Compatibility / Migration Objects</w:t>
-      </w:r>
-    </w:p>
-    <w:p>
-      <w:r>
-        <w:t>If still present:</w:t>
-      </w:r>
-    </w:p>
-    <w:p>
-      <w:pPr>
-        <w:numPr>
-          <w:ilvl w:val="0"/>
-          <w:numId w:val="29"/>
-        </w:numPr>
-      </w:pPr>
-      <w:proofErr w:type="spellStart"/>
-      <w:r>
-        <w:t>customer_contacts</w:t>
-      </w:r>
-      <w:proofErr w:type="spellEnd"/>
-      <w:r>
-        <w:t xml:space="preserve"> </w:t>
-      </w:r>
-    </w:p>
-    <w:p>
-      <w:pPr>
-        <w:numPr>
-          <w:ilvl w:val="0"/>
-          <w:numId w:val="29"/>
-        </w:numPr>
-      </w:pPr>
-      <w:proofErr w:type="spellStart"/>
-      <w:r>
-        <w:t>contact_migration_map</w:t>
-      </w:r>
-      <w:proofErr w:type="spellEnd"/>
-      <w:r>
-        <w:t xml:space="preserve"> </w:t>
-      </w:r>
-    </w:p>
-    <w:p>
-      <w:pPr>
-        <w:numPr>
-          <w:ilvl w:val="0"/>
-          <w:numId w:val="29"/>
-        </w:numPr>
-      </w:pPr>
-      <w:proofErr w:type="spellStart"/>
-      <w:r>
-        <w:t>venue_contact_migration_map</w:t>
-      </w:r>
-      <w:proofErr w:type="spellEnd"/>
-      <w:r>
-        <w:t xml:space="preserve"> </w:t>
-      </w:r>
-    </w:p>
-    <w:p>
-      <w:pPr>
-        <w:rPr>
-          <w:b/>
-          <w:bCs/>
-        </w:rPr>
-      </w:pPr>
-      <w:r>
-        <w:rPr>
-          <w:b/>
-          <w:bCs/>
-        </w:rPr>
-        <w:t>Views</w:t>
-      </w:r>
-    </w:p>
-    <w:p>
-      <w:pPr>
-        <w:numPr>
-          <w:ilvl w:val="0"/>
-          <w:numId w:val="30"/>
-        </w:numPr>
-      </w:pPr>
-      <w:proofErr w:type="spellStart"/>
-      <w:r>
-        <w:t>vw_customers</w:t>
-      </w:r>
-      <w:proofErr w:type="spellEnd"/>
-      <w:r>
-        <w:t xml:space="preserve"> </w:t>
-      </w:r>
-    </w:p>
-    <w:p>
-      <w:pPr>
-        <w:numPr>
-          <w:ilvl w:val="0"/>
-          <w:numId w:val="30"/>
-        </w:numPr>
-      </w:pPr>
-      <w:proofErr w:type="spellStart"/>
-      <w:r>
-        <w:t>vw_contacts</w:t>
-      </w:r>
-      <w:proofErr w:type="spellEnd"/>
-      <w:r>
-        <w:t xml:space="preserve"> </w:t>
-      </w:r>
-    </w:p>
-    <w:p>
-      <w:pPr>
-        <w:numPr>
-          <w:ilvl w:val="0"/>
-          <w:numId w:val="30"/>
-        </w:numPr>
-      </w:pPr>
-      <w:proofErr w:type="spellStart"/>
-      <w:r>
-        <w:t>vw_customer_contacts</w:t>
-      </w:r>
-      <w:proofErr w:type="spellEnd"/>
-      <w:r>
-        <w:t xml:space="preserve"> </w:t>
-      </w:r>
-    </w:p>
-    <w:p>
-      <w:pPr>
-        <w:numPr>
-          <w:ilvl w:val="0"/>
-          <w:numId w:val="30"/>
-        </w:numPr>
-      </w:pPr>
-      <w:proofErr w:type="spellStart"/>
-      <w:r>
-        <w:lastRenderedPageBreak/>
-        <w:t>vw_venue_contacts</w:t>
-      </w:r>
-      <w:proofErr w:type="spellEnd"/>
-      <w:r>
-        <w:t xml:space="preserve"> </w:t>
-      </w:r>
-    </w:p>
-    <w:p>
-      <w:pPr>
-        <w:numPr>
-          <w:ilvl w:val="0"/>
-          <w:numId w:val="30"/>
-        </w:numPr>
-      </w:pPr>
-      <w:proofErr w:type="spellStart"/>
-      <w:r>
-        <w:t>vw_venues</w:t>
-      </w:r>
-      <w:proofErr w:type="spellEnd"/>
-      <w:r>
-        <w:t xml:space="preserve"> </w:t>
-      </w:r>
-    </w:p>
-    <w:p>
-      <w:pPr>
-        <w:rPr>
-          <w:b/>
-          <w:bCs/>
-        </w:rPr>
-      </w:pPr>
-      <w:r>
-        <w:rPr>
-          <w:b/>
-          <w:bCs/>
-        </w:rPr>
-        <w:t>Everything associated with those objects</w:t>
-      </w:r>
-    </w:p>
-    <w:p>
-      <w:r>
-        <w:t>Including:</w:t>
-      </w:r>
-    </w:p>
-    <w:p>
-      <w:pPr>
-        <w:numPr>
-          <w:ilvl w:val="0"/>
-          <w:numId w:val="31"/>
-        </w:numPr>
-      </w:pPr>
-      <w:r>
-        <w:t xml:space="preserve">Foreign Keys </w:t>
-      </w:r>
-    </w:p>
-    <w:p>
-      <w:pPr>
-        <w:numPr>
-          <w:ilvl w:val="0"/>
-          <w:numId w:val="31"/>
-        </w:numPr>
-      </w:pPr>
-      <w:r>
-        <w:t xml:space="preserve">Constraints </w:t>
-      </w:r>
-    </w:p>
-    <w:p>
-      <w:pPr>
-        <w:numPr>
-          <w:ilvl w:val="0"/>
-          <w:numId w:val="31"/>
-        </w:numPr>
-      </w:pPr>
-      <w:r>
-        <w:t xml:space="preserve">Indexes </w:t>
-      </w:r>
-    </w:p>
-    <w:p>
-      <w:pPr>
-        <w:numPr>
-          <w:ilvl w:val="0"/>
-          <w:numId w:val="31"/>
-        </w:numPr>
-      </w:pPr>
-      <w:r>
-        <w:t xml:space="preserve">Triggers </w:t>
-      </w:r>
-    </w:p>
-    <w:p>
-      <w:pPr>
-        <w:numPr>
-          <w:ilvl w:val="0"/>
-          <w:numId w:val="31"/>
-        </w:numPr>
-      </w:pPr>
-      <w:r>
-        <w:t xml:space="preserve">Functions </w:t>
-      </w:r>
-    </w:p>
-    <w:p>
-      <w:pPr>
-        <w:numPr>
-          <w:ilvl w:val="0"/>
-          <w:numId w:val="31"/>
-        </w:numPr>
-      </w:pPr>
-      <w:r>
-        <w:t xml:space="preserve">Policies </w:t>
-      </w:r>
-    </w:p>
-    <w:p>
-      <w:pPr>
-        <w:numPr>
-          <w:ilvl w:val="0"/>
-          <w:numId w:val="31"/>
-        </w:numPr>
-      </w:pPr>
-      <w:r>
-        <w:t xml:space="preserve">Sequences </w:t>
-      </w:r>
-    </w:p>
-    <w:p>
-      <w:pPr>
-        <w:numPr>
-          <w:ilvl w:val="0"/>
-          <w:numId w:val="31"/>
-        </w:numPr>
-      </w:pPr>
-      <w:r>
-        <w:t xml:space="preserve">Dependent Views </w:t>
-      </w:r>
-    </w:p>
-    <w:p>
-      <w:r>
-        <w:pict w14:anchorId="2E3180FF">
-          <v:rect id="_x0000_i1058" style="width:0;height:1.5pt" o:hralign="center" o:hrstd="t" o:hr="t" fillcolor="#a0a0a0" stroked="f"/>
-        </w:pict>
-      </w:r>
-    </w:p>
-    <w:p>
-      <w:pPr>
-        <w:rPr>
-          <w:b/>
-          <w:bCs/>
-        </w:rPr>
-      </w:pPr>
-      <w:r>
-        <w:rPr>
-          <w:b/>
-          <w:bCs/>
-        </w:rPr>
-        <w:t xml:space="preserve">2. </w:t>
-      </w:r>
-      <w:proofErr w:type="spellStart"/>
-      <w:r>
-        <w:rPr>
-          <w:b/>
-          <w:bCs/>
-        </w:rPr>
-        <w:t>Quotation_Foundation.sql</w:t>
-      </w:r>
-      <w:proofErr w:type="spellEnd"/>
-      <w:r>
-        <w:rPr>
-          <w:b/>
-          <w:bCs/>
-        </w:rPr>
-        <w:t xml:space="preserve"> (Update Existing)</w:t>
-      </w:r>
-    </w:p>
-    <w:p>
-      <w:r>
-        <w:t>The existing Foundation file is out of date.</w:t>
-      </w:r>
-    </w:p>
-    <w:p>
-      <w:r>
-        <w:t>Please provide SQL to extract every live Quotation object, including:</w:t>
-      </w:r>
-    </w:p>
-    <w:p>
-      <w:pPr>
-        <w:rPr>
-          <w:b/>
-          <w:bCs/>
-        </w:rPr>
-      </w:pPr>
-      <w:r>
-        <w:rPr>
-          <w:b/>
-          <w:bCs/>
-        </w:rPr>
-        <w:t>Tables</w:t>
-      </w:r>
-    </w:p>
-    <w:p>
-      <w:r>
-        <w:t>All quotation tables.</w:t>
-      </w:r>
-    </w:p>
-    <w:p>
-      <w:pPr>
-        <w:rPr>
-          <w:b/>
-          <w:bCs/>
-        </w:rPr>
-      </w:pPr>
-      <w:r>
-        <w:rPr>
-          <w:b/>
-          <w:bCs/>
-        </w:rPr>
-        <w:t>Views</w:t>
-      </w:r>
-    </w:p>
-    <w:p>
-      <w:r>
-        <w:t>All quotation views.</w:t>
-      </w:r>
-    </w:p>
-    <w:p>
-      <w:pPr>
-        <w:rPr>
-          <w:b/>
-          <w:bCs/>
-        </w:rPr>
-      </w:pPr>
-      <w:r>
-        <w:rPr>
-          <w:b/>
-          <w:bCs/>
-        </w:rPr>
-        <w:t>Functions / Procedures</w:t>
-      </w:r>
-    </w:p>
-    <w:p>
-      <w:r>
-        <w:t>Anything related to:</w:t>
-      </w:r>
-    </w:p>
-    <w:p>
-      <w:pPr>
-        <w:numPr>
-          <w:ilvl w:val="0"/>
-          <w:numId w:val="32"/>
-        </w:numPr>
-      </w:pPr>
-      <w:r>
-        <w:t xml:space="preserve">quotation </w:t>
-      </w:r>
-    </w:p>
-    <w:p>
-      <w:pPr>
-        <w:numPr>
-          <w:ilvl w:val="0"/>
-          <w:numId w:val="32"/>
-        </w:numPr>
-      </w:pPr>
-      <w:r>
-        <w:t xml:space="preserve">quote </w:t>
-      </w:r>
-    </w:p>
-    <w:p>
-      <w:pPr>
-        <w:numPr>
-          <w:ilvl w:val="0"/>
-          <w:numId w:val="32"/>
-        </w:numPr>
-      </w:pPr>
-      <w:r>
-        <w:t xml:space="preserve">quo_ </w:t>
-      </w:r>
-    </w:p>
-    <w:p>
-      <w:pPr>
-        <w:rPr>
-          <w:b/>
-          <w:bCs/>
-        </w:rPr>
-      </w:pPr>
-      <w:r>
-        <w:rPr>
-          <w:b/>
-          <w:bCs/>
-        </w:rPr>
-        <w:t>Plus</w:t>
-      </w:r>
-    </w:p>
-    <w:p>
-      <w:pPr>
-        <w:numPr>
-          <w:ilvl w:val="0"/>
-          <w:numId w:val="33"/>
-        </w:numPr>
-      </w:pPr>
-      <w:r>
-        <w:lastRenderedPageBreak/>
-        <w:t xml:space="preserve">Foreign Keys </w:t>
-      </w:r>
-    </w:p>
-    <w:p>
-      <w:pPr>
-        <w:numPr>
-          <w:ilvl w:val="0"/>
-          <w:numId w:val="33"/>
-        </w:numPr>
-      </w:pPr>
-      <w:r>
-        <w:t xml:space="preserve">Constraints </w:t>
-      </w:r>
-    </w:p>
-    <w:p>
-      <w:pPr>
-        <w:numPr>
-          <w:ilvl w:val="0"/>
-          <w:numId w:val="33"/>
-        </w:numPr>
-      </w:pPr>
-      <w:r>
-        <w:t xml:space="preserve">Indexes </w:t>
-      </w:r>
-    </w:p>
-    <w:p>
-      <w:pPr>
-        <w:numPr>
-          <w:ilvl w:val="0"/>
-          <w:numId w:val="33"/>
-        </w:numPr>
-      </w:pPr>
-      <w:r>
-        <w:t xml:space="preserve">Triggers </w:t>
-      </w:r>
-    </w:p>
-    <w:p>
-      <w:pPr>
-        <w:numPr>
-          <w:ilvl w:val="0"/>
-          <w:numId w:val="33"/>
-        </w:numPr>
-      </w:pPr>
-      <w:r>
-        <w:t xml:space="preserve">Policies </w:t>
-      </w:r>
-    </w:p>
-    <w:p>
-      <w:pPr>
-        <w:numPr>
-          <w:ilvl w:val="0"/>
-          <w:numId w:val="33"/>
-        </w:numPr>
-      </w:pPr>
-      <w:r>
-        <w:t xml:space="preserve">Sequences </w:t>
-      </w:r>
-    </w:p>
-    <w:p>
-      <w:pPr>
-        <w:numPr>
-          <w:ilvl w:val="0"/>
-          <w:numId w:val="33"/>
-        </w:numPr>
-      </w:pPr>
-      <w:r>
-        <w:t xml:space="preserve">Dependencies </w:t>
-      </w:r>
-    </w:p>
-    <w:p>
-      <w:r>
-        <w:t>The goal is to reconcile the existing Foundation SQL with the current live implementation.</w:t>
-      </w:r>
-    </w:p>
-    <w:p>
-      <w:r>
-        <w:pict w14:anchorId="3C2E8157">
-          <v:rect id="_x0000_i1059" style="width:0;height:1.5pt" o:hralign="center" o:hrstd="t" o:hr="t" fillcolor="#a0a0a0" stroked="f"/>
-        </w:pict>
-      </w:r>
-    </w:p>
-    <w:p>
-      <w:pPr>
-        <w:rPr>
-          <w:b/>
-          <w:bCs/>
-        </w:rPr>
-      </w:pPr>
-      <w:r>
-        <w:rPr>
-          <w:b/>
-          <w:bCs/>
-        </w:rPr>
-        <w:t>3. Events</w:t>
-      </w:r>
-    </w:p>
-    <w:p>
-      <w:r>
-        <w:rPr>
-          <w:b/>
-          <w:bCs/>
-        </w:rPr>
-        <w:t xml:space="preserve">Do not build </w:t>
-      </w:r>
-      <w:proofErr w:type="spellStart"/>
-      <w:r>
-        <w:rPr>
-          <w:b/>
-          <w:bCs/>
-        </w:rPr>
-        <w:t>Events_Foundation.sql</w:t>
-      </w:r>
-      <w:proofErr w:type="spellEnd"/>
-      <w:r>
-        <w:rPr>
-          <w:b/>
-          <w:bCs/>
-        </w:rPr>
-        <w:t xml:space="preserve"> yet.</w:t>
-      </w:r>
-    </w:p>
-    <w:p>
-      <w:r>
-        <w:t xml:space="preserve">If Quotation work requires Event information, request </w:t>
-      </w:r>
-      <w:r>
-        <w:rPr>
-          <w:b/>
-          <w:bCs/>
-        </w:rPr>
-        <w:t>targeted</w:t>
-      </w:r>
-      <w:r>
-        <w:t xml:space="preserve"> SQL only for the affected Event objects.</w:t>
-      </w:r>
-    </w:p>
-    <w:p>
-      <w:r>
-        <w:t xml:space="preserve">When the Events / Quotation phase is complete, we will then build the complete </w:t>
-      </w:r>
-      <w:proofErr w:type="spellStart"/>
-      <w:r>
-        <w:rPr>
-          <w:b/>
-          <w:bCs/>
-        </w:rPr>
-        <w:t>Events_Foundation.sql</w:t>
-      </w:r>
-      <w:proofErr w:type="spellEnd"/>
-      <w:r>
-        <w:t xml:space="preserve"> as the final Foundation document.</w:t>
-      </w:r>
-    </w:p>
-    <w:p/>
     <w:sectPr>
       <w:pgSz w:w="12240" w:h="15840"/>
       <w:pgMar w:top="1440" w:right="1440" w:bottom="1440" w:left="1440" w:header="720" w:footer="720" w:gutter="0"/>
@@ -3816,6 +2763,119 @@
     </w:lvl>
   </w:abstractNum>
   <w:abstractNum w:abstractNumId="19" w15:restartNumberingAfterBreak="0">
+    <w:nsid w:val="45C96DC6"/>
+    <w:multiLevelType w:val="hybridMultilevel"/>
+    <w:tmpl w:val="056C4DF4"/>
+    <w:lvl w:ilvl="0" w:tplc="04090001">
+      <w:start w:val="1"/>
+      <w:numFmt w:val="bullet"/>
+      <w:lvlText w:val=""/>
+      <w:lvlJc w:val="left"/>
+      <w:pPr>
+        <w:ind w:left="720" w:hanging="360"/>
+      </w:pPr>
+      <w:rPr>
+        <w:rFonts w:ascii="Symbol" w:hAnsi="Symbol" w:hint="default"/>
+      </w:rPr>
+    </w:lvl>
+    <w:lvl w:ilvl="1" w:tplc="04090003" w:tentative="1">
+      <w:start w:val="1"/>
+      <w:numFmt w:val="bullet"/>
+      <w:lvlText w:val="o"/>
+      <w:lvlJc w:val="left"/>
+      <w:pPr>
+        <w:ind w:left="1440" w:hanging="360"/>
+      </w:pPr>
+      <w:rPr>
+        <w:rFonts w:ascii="Courier New" w:hAnsi="Courier New" w:cs="Courier New" w:hint="default"/>
+      </w:rPr>
+    </w:lvl>
+    <w:lvl w:ilvl="2" w:tplc="04090005" w:tentative="1">
+      <w:start w:val="1"/>
+      <w:numFmt w:val="bullet"/>
+      <w:lvlText w:val=""/>
+      <w:lvlJc w:val="left"/>
+      <w:pPr>
+        <w:ind w:left="2160" w:hanging="360"/>
+      </w:pPr>
+      <w:rPr>
+        <w:rFonts w:ascii="Wingdings" w:hAnsi="Wingdings" w:hint="default"/>
+      </w:rPr>
+    </w:lvl>
+    <w:lvl w:ilvl="3" w:tplc="04090001" w:tentative="1">
+      <w:start w:val="1"/>
+      <w:numFmt w:val="bullet"/>
+      <w:lvlText w:val=""/>
+      <w:lvlJc w:val="left"/>
+      <w:pPr>
+        <w:ind w:left="2880" w:hanging="360"/>
+      </w:pPr>
+      <w:rPr>
+        <w:rFonts w:ascii="Symbol" w:hAnsi="Symbol" w:hint="default"/>
+      </w:rPr>
+    </w:lvl>
+    <w:lvl w:ilvl="4" w:tplc="04090003" w:tentative="1">
+      <w:start w:val="1"/>
+      <w:numFmt w:val="bullet"/>
+      <w:lvlText w:val="o"/>
+      <w:lvlJc w:val="left"/>
+      <w:pPr>
+        <w:ind w:left="3600" w:hanging="360"/>
+      </w:pPr>
+      <w:rPr>
+        <w:rFonts w:ascii="Courier New" w:hAnsi="Courier New" w:cs="Courier New" w:hint="default"/>
+      </w:rPr>
+    </w:lvl>
+    <w:lvl w:ilvl="5" w:tplc="04090005" w:tentative="1">
+      <w:start w:val="1"/>
+      <w:numFmt w:val="bullet"/>
+      <w:lvlText w:val=""/>
+      <w:lvlJc w:val="left"/>
+      <w:pPr>
+        <w:ind w:left="4320" w:hanging="360"/>
+      </w:pPr>
+      <w:rPr>
+        <w:rFonts w:ascii="Wingdings" w:hAnsi="Wingdings" w:hint="default"/>
+      </w:rPr>
+    </w:lvl>
+    <w:lvl w:ilvl="6" w:tplc="04090001" w:tentative="1">
+      <w:start w:val="1"/>
+      <w:numFmt w:val="bullet"/>
+      <w:lvlText w:val=""/>
+      <w:lvlJc w:val="left"/>
+      <w:pPr>
+        <w:ind w:left="5040" w:hanging="360"/>
+      </w:pPr>
+      <w:rPr>
+        <w:rFonts w:ascii="Symbol" w:hAnsi="Symbol" w:hint="default"/>
+      </w:rPr>
+    </w:lvl>
+    <w:lvl w:ilvl="7" w:tplc="04090003" w:tentative="1">
+      <w:start w:val="1"/>
+      <w:numFmt w:val="bullet"/>
+      <w:lvlText w:val="o"/>
+      <w:lvlJc w:val="left"/>
+      <w:pPr>
+        <w:ind w:left="5760" w:hanging="360"/>
+      </w:pPr>
+      <w:rPr>
+        <w:rFonts w:ascii="Courier New" w:hAnsi="Courier New" w:cs="Courier New" w:hint="default"/>
+      </w:rPr>
+    </w:lvl>
+    <w:lvl w:ilvl="8" w:tplc="04090005" w:tentative="1">
+      <w:start w:val="1"/>
+      <w:numFmt w:val="bullet"/>
+      <w:lvlText w:val=""/>
+      <w:lvlJc w:val="left"/>
+      <w:pPr>
+        <w:ind w:left="6480" w:hanging="360"/>
+      </w:pPr>
+      <w:rPr>
+        <w:rFonts w:ascii="Wingdings" w:hAnsi="Wingdings" w:hint="default"/>
+      </w:rPr>
+    </w:lvl>
+  </w:abstractNum>
+  <w:abstractNum w:abstractNumId="20" w15:restartNumberingAfterBreak="0">
     <w:nsid w:val="47E15906"/>
     <w:multiLevelType w:val="multilevel"/>
     <w:tmpl w:val="04102E8A"/>
@@ -3964,7 +3024,7 @@
       </w:rPr>
     </w:lvl>
   </w:abstractNum>
-  <w:abstractNum w:abstractNumId="20" w15:restartNumberingAfterBreak="0">
+  <w:abstractNum w:abstractNumId="21" w15:restartNumberingAfterBreak="0">
     <w:nsid w:val="4C807ED4"/>
     <w:multiLevelType w:val="multilevel"/>
     <w:tmpl w:val="B9FA532A"/>
@@ -4113,7 +3173,7 @@
       </w:rPr>
     </w:lvl>
   </w:abstractNum>
-  <w:abstractNum w:abstractNumId="21" w15:restartNumberingAfterBreak="0">
+  <w:abstractNum w:abstractNumId="22" w15:restartNumberingAfterBreak="0">
     <w:nsid w:val="52C04A51"/>
     <w:multiLevelType w:val="multilevel"/>
     <w:tmpl w:val="A9BAF1A0"/>
@@ -4262,7 +3322,7 @@
       </w:rPr>
     </w:lvl>
   </w:abstractNum>
-  <w:abstractNum w:abstractNumId="22" w15:restartNumberingAfterBreak="0">
+  <w:abstractNum w:abstractNumId="23" w15:restartNumberingAfterBreak="0">
     <w:nsid w:val="552E0635"/>
     <w:multiLevelType w:val="multilevel"/>
     <w:tmpl w:val="AA949986"/>
@@ -4411,7 +3471,7 @@
       </w:rPr>
     </w:lvl>
   </w:abstractNum>
-  <w:abstractNum w:abstractNumId="23" w15:restartNumberingAfterBreak="0">
+  <w:abstractNum w:abstractNumId="24" w15:restartNumberingAfterBreak="0">
     <w:nsid w:val="5A650D1B"/>
     <w:multiLevelType w:val="multilevel"/>
     <w:tmpl w:val="06D09F86"/>
@@ -4524,7 +3584,7 @@
       </w:pPr>
     </w:lvl>
   </w:abstractNum>
-  <w:abstractNum w:abstractNumId="24" w15:restartNumberingAfterBreak="0">
+  <w:abstractNum w:abstractNumId="25" w15:restartNumberingAfterBreak="0">
     <w:nsid w:val="5FAD4890"/>
     <w:multiLevelType w:val="multilevel"/>
     <w:tmpl w:val="FEC444CE"/>
@@ -4673,7 +3733,7 @@
       </w:rPr>
     </w:lvl>
   </w:abstractNum>
-  <w:abstractNum w:abstractNumId="25" w15:restartNumberingAfterBreak="0">
+  <w:abstractNum w:abstractNumId="26" w15:restartNumberingAfterBreak="0">
     <w:nsid w:val="5FB209AF"/>
     <w:multiLevelType w:val="multilevel"/>
     <w:tmpl w:val="7D3262AE"/>
@@ -4786,7 +3846,7 @@
       </w:pPr>
     </w:lvl>
   </w:abstractNum>
-  <w:abstractNum w:abstractNumId="26" w15:restartNumberingAfterBreak="0">
+  <w:abstractNum w:abstractNumId="27" w15:restartNumberingAfterBreak="0">
     <w:nsid w:val="64485EBF"/>
     <w:multiLevelType w:val="multilevel"/>
     <w:tmpl w:val="29309584"/>
@@ -4899,7 +3959,7 @@
       </w:pPr>
     </w:lvl>
   </w:abstractNum>
-  <w:abstractNum w:abstractNumId="27" w15:restartNumberingAfterBreak="0">
+  <w:abstractNum w:abstractNumId="28" w15:restartNumberingAfterBreak="0">
     <w:nsid w:val="658437F5"/>
     <w:multiLevelType w:val="multilevel"/>
     <w:tmpl w:val="FBF210AA"/>
@@ -5048,7 +4108,7 @@
       </w:rPr>
     </w:lvl>
   </w:abstractNum>
-  <w:abstractNum w:abstractNumId="28" w15:restartNumberingAfterBreak="0">
+  <w:abstractNum w:abstractNumId="29" w15:restartNumberingAfterBreak="0">
     <w:nsid w:val="6D5765B7"/>
     <w:multiLevelType w:val="multilevel"/>
     <w:tmpl w:val="ED789612"/>
@@ -5197,7 +4257,7 @@
       </w:rPr>
     </w:lvl>
   </w:abstractNum>
-  <w:abstractNum w:abstractNumId="29" w15:restartNumberingAfterBreak="0">
+  <w:abstractNum w:abstractNumId="30" w15:restartNumberingAfterBreak="0">
     <w:nsid w:val="73D6175F"/>
     <w:multiLevelType w:val="multilevel"/>
     <w:tmpl w:val="9E72E7DA"/>
@@ -5346,7 +4406,7 @@
       </w:rPr>
     </w:lvl>
   </w:abstractNum>
-  <w:abstractNum w:abstractNumId="30" w15:restartNumberingAfterBreak="0">
+  <w:abstractNum w:abstractNumId="31" w15:restartNumberingAfterBreak="0">
     <w:nsid w:val="758E248F"/>
     <w:multiLevelType w:val="multilevel"/>
     <w:tmpl w:val="6F5A2BDA"/>
@@ -5495,7 +4555,7 @@
       </w:rPr>
     </w:lvl>
   </w:abstractNum>
-  <w:abstractNum w:abstractNumId="31" w15:restartNumberingAfterBreak="0">
+  <w:abstractNum w:abstractNumId="32" w15:restartNumberingAfterBreak="0">
     <w:nsid w:val="758F4550"/>
     <w:multiLevelType w:val="multilevel"/>
     <w:tmpl w:val="A93C16F0"/>
@@ -5644,7 +4704,7 @@
       </w:rPr>
     </w:lvl>
   </w:abstractNum>
-  <w:abstractNum w:abstractNumId="32" w15:restartNumberingAfterBreak="0">
+  <w:abstractNum w:abstractNumId="33" w15:restartNumberingAfterBreak="0">
     <w:nsid w:val="7FD2010B"/>
     <w:multiLevelType w:val="multilevel"/>
     <w:tmpl w:val="4A1EBC78"/>
@@ -5797,7 +4857,7 @@
     <w:abstractNumId w:val="4"/>
   </w:num>
   <w:num w:numId="2" w16cid:durableId="347831007">
-    <w:abstractNumId w:val="22"/>
+    <w:abstractNumId w:val="23"/>
   </w:num>
   <w:num w:numId="3" w16cid:durableId="1281106764">
     <w:abstractNumId w:val="6"/>
@@ -5812,7 +4872,7 @@
     <w:abstractNumId w:val="0"/>
   </w:num>
   <w:num w:numId="7" w16cid:durableId="317463281">
-    <w:abstractNumId w:val="21"/>
+    <w:abstractNumId w:val="22"/>
   </w:num>
   <w:num w:numId="8" w16cid:durableId="135808055">
     <w:abstractNumId w:val="12"/>
@@ -5827,40 +4887,40 @@
     <w:abstractNumId w:val="14"/>
   </w:num>
   <w:num w:numId="12" w16cid:durableId="599727215">
-    <w:abstractNumId w:val="31"/>
+    <w:abstractNumId w:val="32"/>
   </w:num>
   <w:num w:numId="13" w16cid:durableId="2089381245">
-    <w:abstractNumId w:val="32"/>
+    <w:abstractNumId w:val="33"/>
   </w:num>
   <w:num w:numId="14" w16cid:durableId="1768039287">
     <w:abstractNumId w:val="3"/>
   </w:num>
   <w:num w:numId="15" w16cid:durableId="1752921939">
-    <w:abstractNumId w:val="19"/>
+    <w:abstractNumId w:val="20"/>
   </w:num>
   <w:num w:numId="16" w16cid:durableId="740757870">
     <w:abstractNumId w:val="1"/>
   </w:num>
   <w:num w:numId="17" w16cid:durableId="1244296031">
-    <w:abstractNumId w:val="27"/>
+    <w:abstractNumId w:val="28"/>
   </w:num>
   <w:num w:numId="18" w16cid:durableId="650915016">
-    <w:abstractNumId w:val="26"/>
+    <w:abstractNumId w:val="27"/>
   </w:num>
   <w:num w:numId="19" w16cid:durableId="1559364453">
     <w:abstractNumId w:val="10"/>
   </w:num>
   <w:num w:numId="20" w16cid:durableId="486944361">
-    <w:abstractNumId w:val="25"/>
+    <w:abstractNumId w:val="26"/>
   </w:num>
   <w:num w:numId="21" w16cid:durableId="1258707212">
     <w:abstractNumId w:val="15"/>
   </w:num>
   <w:num w:numId="22" w16cid:durableId="645666773">
-    <w:abstractNumId w:val="23"/>
+    <w:abstractNumId w:val="24"/>
   </w:num>
   <w:num w:numId="23" w16cid:durableId="218129669">
-    <w:abstractNumId w:val="29"/>
+    <w:abstractNumId w:val="30"/>
   </w:num>
   <w:num w:numId="24" w16cid:durableId="334656007">
     <w:abstractNumId w:val="13"/>
@@ -5875,22 +4935,25 @@
     <w:abstractNumId w:val="9"/>
   </w:num>
   <w:num w:numId="28" w16cid:durableId="1451627554">
-    <w:abstractNumId w:val="28"/>
+    <w:abstractNumId w:val="29"/>
   </w:num>
   <w:num w:numId="29" w16cid:durableId="1175144858">
     <w:abstractNumId w:val="2"/>
   </w:num>
   <w:num w:numId="30" w16cid:durableId="1699431525">
-    <w:abstractNumId w:val="20"/>
+    <w:abstractNumId w:val="21"/>
   </w:num>
   <w:num w:numId="31" w16cid:durableId="1526551145">
     <w:abstractNumId w:val="7"/>
   </w:num>
   <w:num w:numId="32" w16cid:durableId="2115128561">
-    <w:abstractNumId w:val="24"/>
+    <w:abstractNumId w:val="25"/>
   </w:num>
   <w:num w:numId="33" w16cid:durableId="1677730042">
-    <w:abstractNumId w:val="30"/>
+    <w:abstractNumId w:val="31"/>
+  </w:num>
+  <w:num w:numId="34" w16cid:durableId="965500625">
+    <w:abstractNumId w:val="19"/>
   </w:num>
   <w:numIdMacAtCleanup w:val="16"/>
 </w:numbering>
